--- a/docs/negocio/Dizi_BMC.docx
+++ b/docs/negocio/Dizi_BMC.docx
@@ -418,6 +418,32 @@
               <w:t xml:space="preserve">Ventas directas y cierre de cuentas</w:t>
             </w:r>
           </w:p>
+          <w:p>
+            <w:pPr>
+              <w:spacing w:after="20" w:before="40"/>
+              <w:ind w:left="160"/>
+            </w:pPr>
+            <w:r>
+              <w:rPr>
+                <w:rFonts w:ascii="Arial" w:cs="Arial" w:eastAsia="Arial" w:hAnsi="Arial"/>
+                <w:b/>
+                <w:bCs/>
+                <w:color w:val="1565C0"/>
+                <w:sz w:val="18"/>
+                <w:szCs w:val="18"/>
+              </w:rPr>
+              <w:t xml:space="preserve">• </w:t>
+            </w:r>
+            <w:r>
+              <w:rPr>
+                <w:rFonts w:ascii="Arial" w:cs="Arial" w:eastAsia="Arial" w:hAnsi="Arial"/>
+                <w:color w:val="1A1A1A"/>
+                <w:sz w:val="18"/>
+                <w:szCs w:val="18"/>
+              </w:rPr>
+              <w:t xml:space="preserve">Administración de tiendas y control de inactividad (panel superadmin)</w:t>
+            </w:r>
+          </w:p>
         </w:tc>
         <w:tc>
           <w:tcPr>
@@ -634,6 +660,58 @@
                 <w:szCs w:val="18"/>
               </w:rPr>
               <w:t xml:space="preserve">Actualizable en tiempo real por el propio dueño</w:t>
+            </w:r>
+          </w:p>
+          <w:p>
+            <w:pPr>
+              <w:spacing w:after="20" w:before="40"/>
+              <w:ind w:left="160"/>
+            </w:pPr>
+            <w:r>
+              <w:rPr>
+                <w:rFonts w:ascii="Arial" w:cs="Arial" w:eastAsia="Arial" w:hAnsi="Arial"/>
+                <w:b/>
+                <w:bCs/>
+                <w:color w:val="E65100"/>
+                <w:sz w:val="18"/>
+                <w:szCs w:val="18"/>
+              </w:rPr>
+              <w:t xml:space="preserve">• </w:t>
+            </w:r>
+            <w:r>
+              <w:rPr>
+                <w:rFonts w:ascii="Arial" w:cs="Arial" w:eastAsia="Arial" w:hAnsi="Arial"/>
+                <w:color w:val="1A1A1A"/>
+                <w:sz w:val="18"/>
+                <w:szCs w:val="18"/>
+              </w:rPr>
+              <w:t xml:space="preserve">Libro de Reclamaciones digital integrado (cumple INDECOPI)</w:t>
+            </w:r>
+          </w:p>
+          <w:p>
+            <w:pPr>
+              <w:spacing w:after="20" w:before="40"/>
+              <w:ind w:left="160"/>
+            </w:pPr>
+            <w:r>
+              <w:rPr>
+                <w:rFonts w:ascii="Arial" w:cs="Arial" w:eastAsia="Arial" w:hAnsi="Arial"/>
+                <w:b/>
+                <w:bCs/>
+                <w:color w:val="E65100"/>
+                <w:sz w:val="18"/>
+                <w:szCs w:val="18"/>
+              </w:rPr>
+              <w:t xml:space="preserve">• </w:t>
+            </w:r>
+            <w:r>
+              <w:rPr>
+                <w:rFonts w:ascii="Arial" w:cs="Arial" w:eastAsia="Arial" w:hAnsi="Arial"/>
+                <w:color w:val="1A1A1A"/>
+                <w:sz w:val="18"/>
+                <w:szCs w:val="18"/>
+              </w:rPr>
+              <w:t xml:space="preserve">Aislamiento de datos por tienda (RLS) y cabeceras de seguridad web</w:t>
             </w:r>
           </w:p>
         </w:tc>
@@ -1698,7 +1776,7 @@
                 <w:sz w:val="18"/>
                 <w:szCs w:val="18"/>
               </w:rPr>
-              <w:t xml:space="preserve">Plan Pro: S/19.90/mes (hasta 200 productos + modelos premium)</w:t>
+              <w:t xml:space="preserve">Plan Pro: S/14.90/mes (hasta 200 productos + modelos premium)</w:t>
             </w:r>
           </w:p>
           <w:p>
@@ -1776,7 +1854,7 @@
                 <w:sz w:val="18"/>
                 <w:szCs w:val="18"/>
               </w:rPr>
-              <w:t xml:space="preserve">Meta Fase 1: 10 clientes × S/29 = S/290 MRR</w:t>
+              <w:t xml:space="preserve">Meta Fase 1: 10 clientes × ~S/12 prom. = ~S/120 MRR</w:t>
             </w:r>
           </w:p>
           <w:p>
@@ -1802,7 +1880,7 @@
                 <w:sz w:val="18"/>
                 <w:szCs w:val="18"/>
               </w:rPr>
-              <w:t xml:space="preserve">Meta Fase 3: 100 clientes × S/25 promedio = S/2,500 MRR</w:t>
+              <w:t xml:space="preserve">Meta Fase 3: 100 clientes × ~S/15 prom. = ~S/1,500 MRR</w:t>
             </w:r>
           </w:p>
         </w:tc>

--- a/docs/negocio/Dizi_BMC.docx
+++ b/docs/negocio/Dizi_BMC.docx
@@ -481,16 +481,15 @@
                 <w:sz w:val="18"/>
                 <w:szCs w:val="18"/>
               </w:rPr>
-              <w:t xml:space="preserve">• </w:t>
-            </w:r>
-            <w:r>
-              <w:rPr>
-                <w:rFonts w:ascii="Arial" w:eastAsia="Arial" w:hAnsi="Arial" w:cs="Arial"/>
-                <w:color w:val="1A1A1A"/>
-                <w:sz w:val="18"/>
-                <w:szCs w:val="18"/>
-              </w:rPr>
-              <w:t>Desarrollo y mejora continua del producto</w:t>
+              <w:t>• Desarrollo y mejora continua del producto</w:t>
+            </w:r>
+            <w:r>
+              <w:rPr>
+                <w:rFonts w:ascii="Arial" w:eastAsia="Arial" w:hAnsi="Arial" w:cs="Arial"/>
+                <w:color w:val="1A1A1A"/>
+                <w:sz w:val="18"/>
+                <w:szCs w:val="18"/>
+              </w:rPr>
             </w:r>
           </w:p>
           <w:p>
@@ -507,7 +506,7 @@
                 <w:sz w:val="18"/>
                 <w:szCs w:val="18"/>
               </w:rPr>
-              <w:t xml:space="preserve">• </w:t>
+              <w:t>• Onboarding autoservicio (registro con ?ref= afiliado)</w:t>
             </w:r>
             <w:proofErr w:type="spellStart"/>
             <w:r>
@@ -517,7 +516,6 @@
                 <w:sz w:val="18"/>
                 <w:szCs w:val="18"/>
               </w:rPr>
-              <w:t>Onboarding</w:t>
             </w:r>
             <w:proofErr w:type="spellEnd"/>
             <w:r>
@@ -527,7 +525,6 @@
                 <w:sz w:val="18"/>
                 <w:szCs w:val="18"/>
               </w:rPr>
-              <w:t xml:space="preserve"> de nuevos clientes (invite links)</w:t>
             </w:r>
           </w:p>
           <w:p>
@@ -544,16 +541,15 @@
                 <w:sz w:val="18"/>
                 <w:szCs w:val="18"/>
               </w:rPr>
-              <w:t xml:space="preserve">• </w:t>
-            </w:r>
-            <w:r>
-              <w:rPr>
-                <w:rFonts w:ascii="Arial" w:eastAsia="Arial" w:hAnsi="Arial" w:cs="Arial"/>
-                <w:color w:val="1A1A1A"/>
-                <w:sz w:val="18"/>
-                <w:szCs w:val="18"/>
-              </w:rPr>
-              <w:t>Soporte y atención al cliente vía WhatsApp</w:t>
+              <w:t>• Operar el loop viral PLG (anuncios nativos en catálogos)</w:t>
+            </w:r>
+            <w:r>
+              <w:rPr>
+                <w:rFonts w:ascii="Arial" w:eastAsia="Arial" w:hAnsi="Arial" w:cs="Arial"/>
+                <w:color w:val="1A1A1A"/>
+                <w:sz w:val="18"/>
+                <w:szCs w:val="18"/>
+              </w:rPr>
             </w:r>
           </w:p>
           <w:p>
@@ -570,16 +566,15 @@
                 <w:sz w:val="18"/>
                 <w:szCs w:val="18"/>
               </w:rPr>
-              <w:t xml:space="preserve">• </w:t>
-            </w:r>
-            <w:r>
-              <w:rPr>
-                <w:rFonts w:ascii="Arial" w:eastAsia="Arial" w:hAnsi="Arial" w:cs="Arial"/>
-                <w:color w:val="1A1A1A"/>
-                <w:sz w:val="18"/>
-                <w:szCs w:val="18"/>
-              </w:rPr>
-              <w:t>Generación de contenido para Facebook/Instagram</w:t>
+              <w:t>• Soporte y atención al cliente vía WhatsApp</w:t>
+            </w:r>
+            <w:r>
+              <w:rPr>
+                <w:rFonts w:ascii="Arial" w:eastAsia="Arial" w:hAnsi="Arial" w:cs="Arial"/>
+                <w:color w:val="1A1A1A"/>
+                <w:sz w:val="18"/>
+                <w:szCs w:val="18"/>
+              </w:rPr>
             </w:r>
           </w:p>
           <w:p>
@@ -596,16 +591,15 @@
                 <w:sz w:val="18"/>
                 <w:szCs w:val="18"/>
               </w:rPr>
-              <w:t xml:space="preserve">• </w:t>
-            </w:r>
-            <w:r>
-              <w:rPr>
-                <w:rFonts w:ascii="Arial" w:eastAsia="Arial" w:hAnsi="Arial" w:cs="Arial"/>
-                <w:color w:val="1A1A1A"/>
-                <w:sz w:val="18"/>
-                <w:szCs w:val="18"/>
-              </w:rPr>
-              <w:t>Ventas directas y cierre de cuentas</w:t>
+              <w:t>• Generación de contenido para Facebook/Instagram</w:t>
+            </w:r>
+            <w:r>
+              <w:rPr>
+                <w:rFonts w:ascii="Arial" w:eastAsia="Arial" w:hAnsi="Arial" w:cs="Arial"/>
+                <w:color w:val="1A1A1A"/>
+                <w:sz w:val="18"/>
+                <w:szCs w:val="18"/>
+              </w:rPr>
             </w:r>
           </w:p>
           <w:p>
@@ -622,16 +616,15 @@
                 <w:sz w:val="18"/>
                 <w:szCs w:val="18"/>
               </w:rPr>
-              <w:t xml:space="preserve">• </w:t>
-            </w:r>
-            <w:r>
-              <w:rPr>
-                <w:rFonts w:ascii="Arial" w:eastAsia="Arial" w:hAnsi="Arial" w:cs="Arial"/>
-                <w:color w:val="1A1A1A"/>
-                <w:sz w:val="18"/>
-                <w:szCs w:val="18"/>
-              </w:rPr>
-              <w:t xml:space="preserve">Administración de tiendas y control de inactividad (panel </w:t>
+              <w:t>• Gestión de referidos y extensión de días premium (panel super)</w:t>
+            </w:r>
+            <w:r>
+              <w:rPr>
+                <w:rFonts w:ascii="Arial" w:eastAsia="Arial" w:hAnsi="Arial" w:cs="Arial"/>
+                <w:color w:val="1A1A1A"/>
+                <w:sz w:val="18"/>
+                <w:szCs w:val="18"/>
+              </w:rPr>
             </w:r>
             <w:proofErr w:type="spellStart"/>
             <w:r>
@@ -641,7 +634,6 @@
                 <w:sz w:val="18"/>
                 <w:szCs w:val="18"/>
               </w:rPr>
-              <w:t>superadmin</w:t>
             </w:r>
             <w:proofErr w:type="spellEnd"/>
             <w:r>
@@ -651,7 +643,49 @@
                 <w:sz w:val="18"/>
                 <w:szCs w:val="18"/>
               </w:rPr>
-              <w:t>)</w:t>
+            </w:r>
+          </w:p>
+          <w:p>
+            <w:pPr>
+              <w:spacing w:before="40" w:after="20"/>
+              <w:ind w:left="160"/>
+            </w:pPr>
+            <w:r>
+              <w:rPr>
+                <w:rFonts w:ascii="Arial" w:eastAsia="Arial" w:hAnsi="Arial" w:cs="Arial"/>
+                <w:b/>
+                <w:bCs/>
+                <w:color w:val="1565C0"/>
+                <w:sz w:val="18"/>
+                <w:szCs w:val="18"/>
+              </w:rPr>
+              <w:t>• Administración de tiendas y control de inactividad</w:t>
+            </w:r>
+            <w:r>
+              <w:rPr>
+                <w:rFonts w:ascii="Arial" w:eastAsia="Arial" w:hAnsi="Arial" w:cs="Arial"/>
+                <w:color w:val="1A1A1A"/>
+                <w:sz w:val="18"/>
+                <w:szCs w:val="18"/>
+              </w:rPr>
+            </w:r>
+            <w:proofErr w:type="spellStart"/>
+            <w:r>
+              <w:rPr>
+                <w:rFonts w:ascii="Arial" w:eastAsia="Arial" w:hAnsi="Arial" w:cs="Arial"/>
+                <w:color w:val="1A1A1A"/>
+                <w:sz w:val="18"/>
+                <w:szCs w:val="18"/>
+              </w:rPr>
+            </w:r>
+            <w:proofErr w:type="spellEnd"/>
+            <w:r>
+              <w:rPr>
+                <w:rFonts w:ascii="Arial" w:eastAsia="Arial" w:hAnsi="Arial" w:cs="Arial"/>
+                <w:color w:val="1A1A1A"/>
+                <w:sz w:val="18"/>
+                <w:szCs w:val="18"/>
+              </w:rPr>
             </w:r>
           </w:p>
         </w:tc>
@@ -702,16 +736,15 @@
                 <w:sz w:val="18"/>
                 <w:szCs w:val="18"/>
               </w:rPr>
-              <w:t xml:space="preserve">• </w:t>
-            </w:r>
-            <w:r>
-              <w:rPr>
-                <w:rFonts w:ascii="Arial" w:eastAsia="Arial" w:hAnsi="Arial" w:cs="Arial"/>
-                <w:color w:val="1A1A1A"/>
-                <w:sz w:val="18"/>
-                <w:szCs w:val="18"/>
-              </w:rPr>
-              <w:t>Catálogo digital profesional sin diseñador</w:t>
+              <w:t>• Catálogo digital profesional sin diseñador</w:t>
+            </w:r>
+            <w:r>
+              <w:rPr>
+                <w:rFonts w:ascii="Arial" w:eastAsia="Arial" w:hAnsi="Arial" w:cs="Arial"/>
+                <w:color w:val="1A1A1A"/>
+                <w:sz w:val="18"/>
+                <w:szCs w:val="18"/>
+              </w:rPr>
             </w:r>
           </w:p>
           <w:p>
@@ -728,16 +761,15 @@
                 <w:sz w:val="18"/>
                 <w:szCs w:val="18"/>
               </w:rPr>
-              <w:t xml:space="preserve">• </w:t>
-            </w:r>
-            <w:r>
-              <w:rPr>
-                <w:rFonts w:ascii="Arial" w:eastAsia="Arial" w:hAnsi="Arial" w:cs="Arial"/>
-                <w:color w:val="1A1A1A"/>
-                <w:sz w:val="18"/>
-                <w:szCs w:val="18"/>
-              </w:rPr>
-              <w:t>Listo en menos de 30 minutos</w:t>
+              <w:t>• Listo en menos de 30 minutos</w:t>
+            </w:r>
+            <w:r>
+              <w:rPr>
+                <w:rFonts w:ascii="Arial" w:eastAsia="Arial" w:hAnsi="Arial" w:cs="Arial"/>
+                <w:color w:val="1A1A1A"/>
+                <w:sz w:val="18"/>
+                <w:szCs w:val="18"/>
+              </w:rPr>
             </w:r>
           </w:p>
           <w:p>
@@ -754,16 +786,15 @@
                 <w:sz w:val="18"/>
                 <w:szCs w:val="18"/>
               </w:rPr>
-              <w:t xml:space="preserve">• </w:t>
-            </w:r>
-            <w:r>
-              <w:rPr>
-                <w:rFonts w:ascii="Arial" w:eastAsia="Arial" w:hAnsi="Arial" w:cs="Arial"/>
-                <w:color w:val="1A1A1A"/>
-                <w:sz w:val="18"/>
-                <w:szCs w:val="18"/>
-              </w:rPr>
-              <w:t>15+ modelos de diseño para cualquier rubro</w:t>
+              <w:t>• 15+ modelos de diseño para cualquier rubro</w:t>
+            </w:r>
+            <w:r>
+              <w:rPr>
+                <w:rFonts w:ascii="Arial" w:eastAsia="Arial" w:hAnsi="Arial" w:cs="Arial"/>
+                <w:color w:val="1A1A1A"/>
+                <w:sz w:val="18"/>
+                <w:szCs w:val="18"/>
+              </w:rPr>
             </w:r>
           </w:p>
           <w:p>
@@ -780,16 +811,15 @@
                 <w:sz w:val="18"/>
                 <w:szCs w:val="18"/>
               </w:rPr>
-              <w:t xml:space="preserve">• </w:t>
-            </w:r>
-            <w:r>
-              <w:rPr>
-                <w:rFonts w:ascii="Arial" w:eastAsia="Arial" w:hAnsi="Arial" w:cs="Arial"/>
-                <w:color w:val="1A1A1A"/>
-                <w:sz w:val="18"/>
-                <w:szCs w:val="18"/>
-              </w:rPr>
-              <w:t>Bio-</w:t>
+              <w:t>• Bio-Link con botón WhatsApp directo</w:t>
+            </w:r>
+            <w:r>
+              <w:rPr>
+                <w:rFonts w:ascii="Arial" w:eastAsia="Arial" w:hAnsi="Arial" w:cs="Arial"/>
+                <w:color w:val="1A1A1A"/>
+                <w:sz w:val="18"/>
+                <w:szCs w:val="18"/>
+              </w:rPr>
             </w:r>
             <w:proofErr w:type="gramStart"/>
             <w:r>
@@ -799,7 +829,6 @@
                 <w:sz w:val="18"/>
                 <w:szCs w:val="18"/>
               </w:rPr>
-              <w:t>Link</w:t>
             </w:r>
             <w:proofErr w:type="gramEnd"/>
             <w:r>
@@ -809,7 +838,6 @@
                 <w:sz w:val="18"/>
                 <w:szCs w:val="18"/>
               </w:rPr>
-              <w:t xml:space="preserve"> con botón WhatsApp directo</w:t>
             </w:r>
           </w:p>
           <w:p>
@@ -826,16 +854,15 @@
                 <w:sz w:val="18"/>
                 <w:szCs w:val="18"/>
               </w:rPr>
-              <w:t xml:space="preserve">• </w:t>
-            </w:r>
-            <w:r>
-              <w:rPr>
-                <w:rFonts w:ascii="Arial" w:eastAsia="Arial" w:hAnsi="Arial" w:cs="Arial"/>
-                <w:color w:val="1A1A1A"/>
-                <w:sz w:val="18"/>
-                <w:szCs w:val="18"/>
-              </w:rPr>
-              <w:t>Compartible por WhatsApp, Instagram, Facebook</w:t>
+              <w:t>• Compartible por WhatsApp, Instagram, Facebook</w:t>
+            </w:r>
+            <w:r>
+              <w:rPr>
+                <w:rFonts w:ascii="Arial" w:eastAsia="Arial" w:hAnsi="Arial" w:cs="Arial"/>
+                <w:color w:val="1A1A1A"/>
+                <w:sz w:val="18"/>
+                <w:szCs w:val="18"/>
+              </w:rPr>
             </w:r>
           </w:p>
           <w:p>
@@ -869,16 +896,15 @@
                 <w:sz w:val="18"/>
                 <w:szCs w:val="18"/>
               </w:rPr>
-              <w:t xml:space="preserve">• </w:t>
-            </w:r>
-            <w:r>
-              <w:rPr>
-                <w:rFonts w:ascii="Arial" w:eastAsia="Arial" w:hAnsi="Arial" w:cs="Arial"/>
-                <w:color w:val="1A1A1A"/>
-                <w:sz w:val="18"/>
-                <w:szCs w:val="18"/>
-              </w:rPr>
-              <w:t>Actualizable en tiempo real por el propio dueño</w:t>
+              <w:t>• Gana 30 días premium gratis por cada negocio que invitas</w:t>
+            </w:r>
+            <w:r>
+              <w:rPr>
+                <w:rFonts w:ascii="Arial" w:eastAsia="Arial" w:hAnsi="Arial" w:cs="Arial"/>
+                <w:color w:val="1A1A1A"/>
+                <w:sz w:val="18"/>
+                <w:szCs w:val="18"/>
+              </w:rPr>
             </w:r>
           </w:p>
           <w:p>
@@ -895,16 +921,15 @@
                 <w:sz w:val="18"/>
                 <w:szCs w:val="18"/>
               </w:rPr>
-              <w:t xml:space="preserve">• </w:t>
-            </w:r>
-            <w:r>
-              <w:rPr>
-                <w:rFonts w:ascii="Arial" w:eastAsia="Arial" w:hAnsi="Arial" w:cs="Arial"/>
-                <w:color w:val="1A1A1A"/>
-                <w:sz w:val="18"/>
-                <w:szCs w:val="18"/>
-              </w:rPr>
-              <w:t>Libro de Reclamaciones digital integrado (cumple INDECOPI)</w:t>
+              <w:t>• Libro de Reclamaciones digital integrado (cumple INDECOPI)</w:t>
+            </w:r>
+            <w:r>
+              <w:rPr>
+                <w:rFonts w:ascii="Arial" w:eastAsia="Arial" w:hAnsi="Arial" w:cs="Arial"/>
+                <w:color w:val="1A1A1A"/>
+                <w:sz w:val="18"/>
+                <w:szCs w:val="18"/>
+              </w:rPr>
             </w:r>
           </w:p>
           <w:p>
@@ -921,16 +946,15 @@
                 <w:sz w:val="18"/>
                 <w:szCs w:val="18"/>
               </w:rPr>
-              <w:t xml:space="preserve">• </w:t>
-            </w:r>
-            <w:r>
-              <w:rPr>
-                <w:rFonts w:ascii="Arial" w:eastAsia="Arial" w:hAnsi="Arial" w:cs="Arial"/>
-                <w:color w:val="1A1A1A"/>
-                <w:sz w:val="18"/>
-                <w:szCs w:val="18"/>
-              </w:rPr>
-              <w:t>Aislamiento de datos por tienda (RLS) y cabeceras de seguridad web</w:t>
+              <w:t>• Aislamiento de datos por tienda (RLS) y seguridad web</w:t>
+            </w:r>
+            <w:r>
+              <w:rPr>
+                <w:rFonts w:ascii="Arial" w:eastAsia="Arial" w:hAnsi="Arial" w:cs="Arial"/>
+                <w:color w:val="1A1A1A"/>
+                <w:sz w:val="18"/>
+                <w:szCs w:val="18"/>
+              </w:rPr>
             </w:r>
           </w:p>
         </w:tc>
@@ -980,7 +1004,7 @@
                 <w:sz w:val="18"/>
                 <w:szCs w:val="18"/>
               </w:rPr>
-              <w:t xml:space="preserve">• </w:t>
+              <w:t>• Onboarding personalizado vía WhatsApp</w:t>
             </w:r>
             <w:proofErr w:type="spellStart"/>
             <w:r>
@@ -990,7 +1014,6 @@
                 <w:sz w:val="18"/>
                 <w:szCs w:val="18"/>
               </w:rPr>
-              <w:t>Onboarding</w:t>
             </w:r>
             <w:proofErr w:type="spellEnd"/>
             <w:r>
@@ -1000,7 +1023,6 @@
                 <w:sz w:val="18"/>
                 <w:szCs w:val="18"/>
               </w:rPr>
-              <w:t xml:space="preserve"> personalizado vía WhatsApp</w:t>
             </w:r>
           </w:p>
           <w:p>
@@ -1017,16 +1039,15 @@
                 <w:sz w:val="18"/>
                 <w:szCs w:val="18"/>
               </w:rPr>
-              <w:t xml:space="preserve">• </w:t>
-            </w:r>
-            <w:r>
-              <w:rPr>
-                <w:rFonts w:ascii="Arial" w:eastAsia="Arial" w:hAnsi="Arial" w:cs="Arial"/>
-                <w:color w:val="1A1A1A"/>
-                <w:sz w:val="18"/>
-                <w:szCs w:val="18"/>
-              </w:rPr>
-              <w:t>Soporte directo por mensaje</w:t>
+              <w:t>• Soporte directo por mensaje</w:t>
+            </w:r>
+            <w:r>
+              <w:rPr>
+                <w:rFonts w:ascii="Arial" w:eastAsia="Arial" w:hAnsi="Arial" w:cs="Arial"/>
+                <w:color w:val="1A1A1A"/>
+                <w:sz w:val="18"/>
+                <w:szCs w:val="18"/>
+              </w:rPr>
             </w:r>
           </w:p>
           <w:p>
@@ -1043,16 +1064,15 @@
                 <w:sz w:val="18"/>
                 <w:szCs w:val="18"/>
               </w:rPr>
-              <w:t xml:space="preserve">• </w:t>
-            </w:r>
-            <w:r>
-              <w:rPr>
-                <w:rFonts w:ascii="Arial" w:eastAsia="Arial" w:hAnsi="Arial" w:cs="Arial"/>
-                <w:color w:val="1A1A1A"/>
-                <w:sz w:val="18"/>
-                <w:szCs w:val="18"/>
-              </w:rPr>
-              <w:t xml:space="preserve">Contenido educativo en Facebook (cómo usar </w:t>
+              <w:t>• Contenido educativo en Facebook (cómo usar Dizi)</w:t>
+            </w:r>
+            <w:r>
+              <w:rPr>
+                <w:rFonts w:ascii="Arial" w:eastAsia="Arial" w:hAnsi="Arial" w:cs="Arial"/>
+                <w:color w:val="1A1A1A"/>
+                <w:sz w:val="18"/>
+                <w:szCs w:val="18"/>
+              </w:rPr>
             </w:r>
             <w:proofErr w:type="spellStart"/>
             <w:r>
@@ -1062,7 +1082,6 @@
                 <w:sz w:val="18"/>
                 <w:szCs w:val="18"/>
               </w:rPr>
-              <w:t>Dizi</w:t>
             </w:r>
             <w:proofErr w:type="spellEnd"/>
             <w:r>
@@ -1072,7 +1091,6 @@
                 <w:sz w:val="18"/>
                 <w:szCs w:val="18"/>
               </w:rPr>
-              <w:t>)</w:t>
             </w:r>
           </w:p>
           <w:p>
@@ -1089,16 +1107,15 @@
                 <w:sz w:val="18"/>
                 <w:szCs w:val="18"/>
               </w:rPr>
-              <w:t xml:space="preserve">• </w:t>
-            </w:r>
-            <w:r>
-              <w:rPr>
-                <w:rFonts w:ascii="Arial" w:eastAsia="Arial" w:hAnsi="Arial" w:cs="Arial"/>
-                <w:color w:val="1A1A1A"/>
-                <w:sz w:val="18"/>
-                <w:szCs w:val="18"/>
-              </w:rPr>
-              <w:t>Seguimiento mensual para renovación</w:t>
+              <w:t>• Incentivo de referidos: 30 días premium por invitar</w:t>
+            </w:r>
+            <w:r>
+              <w:rPr>
+                <w:rFonts w:ascii="Arial" w:eastAsia="Arial" w:hAnsi="Arial" w:cs="Arial"/>
+                <w:color w:val="1A1A1A"/>
+                <w:sz w:val="18"/>
+                <w:szCs w:val="18"/>
+              </w:rPr>
             </w:r>
           </w:p>
           <w:p>
@@ -1115,16 +1132,15 @@
                 <w:sz w:val="18"/>
                 <w:szCs w:val="18"/>
               </w:rPr>
-              <w:t xml:space="preserve">• </w:t>
-            </w:r>
-            <w:r>
-              <w:rPr>
-                <w:rFonts w:ascii="Arial" w:eastAsia="Arial" w:hAnsi="Arial" w:cs="Arial"/>
-                <w:color w:val="1A1A1A"/>
-                <w:sz w:val="18"/>
-                <w:szCs w:val="18"/>
-              </w:rPr>
-              <w:t>Invitación a compartir su experiencia</w:t>
+              <w:t>• Seguimiento mensual para renovación</w:t>
+            </w:r>
+            <w:r>
+              <w:rPr>
+                <w:rFonts w:ascii="Arial" w:eastAsia="Arial" w:hAnsi="Arial" w:cs="Arial"/>
+                <w:color w:val="1A1A1A"/>
+                <w:sz w:val="18"/>
+                <w:szCs w:val="18"/>
+              </w:rPr>
             </w:r>
           </w:p>
         </w:tc>
@@ -1388,16 +1404,15 @@
                 <w:sz w:val="18"/>
                 <w:szCs w:val="18"/>
               </w:rPr>
-              <w:t xml:space="preserve">• </w:t>
-            </w:r>
-            <w:r>
-              <w:rPr>
-                <w:rFonts w:ascii="Arial" w:eastAsia="Arial" w:hAnsi="Arial" w:cs="Arial"/>
-                <w:color w:val="1A1A1A"/>
-                <w:sz w:val="18"/>
-                <w:szCs w:val="18"/>
-              </w:rPr>
-              <w:t xml:space="preserve">Plataforma web </w:t>
+              <w:t>• Plataforma web React + Supabase (activa y funcional)</w:t>
+            </w:r>
+            <w:r>
+              <w:rPr>
+                <w:rFonts w:ascii="Arial" w:eastAsia="Arial" w:hAnsi="Arial" w:cs="Arial"/>
+                <w:color w:val="1A1A1A"/>
+                <w:sz w:val="18"/>
+                <w:szCs w:val="18"/>
+              </w:rPr>
             </w:r>
             <w:proofErr w:type="spellStart"/>
             <w:r>
@@ -1407,7 +1422,6 @@
                 <w:sz w:val="18"/>
                 <w:szCs w:val="18"/>
               </w:rPr>
-              <w:t>React</w:t>
             </w:r>
             <w:proofErr w:type="spellEnd"/>
             <w:r>
@@ -1417,7 +1431,6 @@
                 <w:sz w:val="18"/>
                 <w:szCs w:val="18"/>
               </w:rPr>
-              <w:t xml:space="preserve"> + </w:t>
             </w:r>
             <w:proofErr w:type="spellStart"/>
             <w:r>
@@ -1427,7 +1440,6 @@
                 <w:sz w:val="18"/>
                 <w:szCs w:val="18"/>
               </w:rPr>
-              <w:t>Supabase</w:t>
             </w:r>
             <w:proofErr w:type="spellEnd"/>
             <w:r>
@@ -1437,7 +1449,6 @@
                 <w:sz w:val="18"/>
                 <w:szCs w:val="18"/>
               </w:rPr>
-              <w:t xml:space="preserve"> (activa y funcional)</w:t>
             </w:r>
           </w:p>
           <w:p>
@@ -1454,16 +1465,15 @@
                 <w:sz w:val="18"/>
                 <w:szCs w:val="18"/>
               </w:rPr>
-              <w:t xml:space="preserve">• </w:t>
-            </w:r>
-            <w:r>
-              <w:rPr>
-                <w:rFonts w:ascii="Arial" w:eastAsia="Arial" w:hAnsi="Arial" w:cs="Arial"/>
-                <w:color w:val="1A1A1A"/>
-                <w:sz w:val="18"/>
-                <w:szCs w:val="18"/>
-              </w:rPr>
-              <w:t>Demos de catálogos por nicho</w:t>
+              <w:t>• Motor de loop viral PLG + referidos por tiempo (automatizado)</w:t>
+            </w:r>
+            <w:r>
+              <w:rPr>
+                <w:rFonts w:ascii="Arial" w:eastAsia="Arial" w:hAnsi="Arial" w:cs="Arial"/>
+                <w:color w:val="1A1A1A"/>
+                <w:sz w:val="18"/>
+                <w:szCs w:val="18"/>
+              </w:rPr>
             </w:r>
           </w:p>
           <w:p>
@@ -1480,16 +1490,15 @@
                 <w:sz w:val="18"/>
                 <w:szCs w:val="18"/>
               </w:rPr>
-              <w:t xml:space="preserve">• </w:t>
-            </w:r>
-            <w:r>
-              <w:rPr>
-                <w:rFonts w:ascii="Arial" w:eastAsia="Arial" w:hAnsi="Arial" w:cs="Arial"/>
-                <w:color w:val="1A1A1A"/>
-                <w:sz w:val="18"/>
-                <w:szCs w:val="18"/>
-              </w:rPr>
-              <w:t xml:space="preserve">Conocimiento técnico del </w:t>
+              <w:t>• Panel superadmin con gestión de referidos y vencimientos</w:t>
+            </w:r>
+            <w:r>
+              <w:rPr>
+                <w:rFonts w:ascii="Arial" w:eastAsia="Arial" w:hAnsi="Arial" w:cs="Arial"/>
+                <w:color w:val="1A1A1A"/>
+                <w:sz w:val="18"/>
+                <w:szCs w:val="18"/>
+              </w:rPr>
             </w:r>
             <w:proofErr w:type="spellStart"/>
             <w:r>
@@ -1499,7 +1508,6 @@
                 <w:sz w:val="18"/>
                 <w:szCs w:val="18"/>
               </w:rPr>
-              <w:t>founder</w:t>
             </w:r>
             <w:proofErr w:type="spellEnd"/>
           </w:p>
@@ -1517,16 +1525,15 @@
                 <w:sz w:val="18"/>
                 <w:szCs w:val="18"/>
               </w:rPr>
-              <w:t xml:space="preserve">• </w:t>
-            </w:r>
-            <w:r>
-              <w:rPr>
-                <w:rFonts w:ascii="Arial" w:eastAsia="Arial" w:hAnsi="Arial" w:cs="Arial"/>
-                <w:color w:val="1A1A1A"/>
-                <w:sz w:val="18"/>
-                <w:szCs w:val="18"/>
-              </w:rPr>
-              <w:t>Base de 2 clientes pagando (prueba social)</w:t>
+              <w:t>• Demos de catálogos por nicho</w:t>
+            </w:r>
+            <w:r>
+              <w:rPr>
+                <w:rFonts w:ascii="Arial" w:eastAsia="Arial" w:hAnsi="Arial" w:cs="Arial"/>
+                <w:color w:val="1A1A1A"/>
+                <w:sz w:val="18"/>
+                <w:szCs w:val="18"/>
+              </w:rPr>
             </w:r>
           </w:p>
           <w:p>
@@ -1543,16 +1550,15 @@
                 <w:sz w:val="18"/>
                 <w:szCs w:val="18"/>
               </w:rPr>
-              <w:t xml:space="preserve">• </w:t>
-            </w:r>
-            <w:r>
-              <w:rPr>
-                <w:rFonts w:ascii="Arial" w:eastAsia="Arial" w:hAnsi="Arial" w:cs="Arial"/>
-                <w:color w:val="1A1A1A"/>
-                <w:sz w:val="18"/>
-                <w:szCs w:val="18"/>
-              </w:rPr>
-              <w:t xml:space="preserve">Marca </w:t>
+              <w:t>• Conocimiento técnico del founder</w:t>
+            </w:r>
+            <w:r>
+              <w:rPr>
+                <w:rFonts w:ascii="Arial" w:eastAsia="Arial" w:hAnsi="Arial" w:cs="Arial"/>
+                <w:color w:val="1A1A1A"/>
+                <w:sz w:val="18"/>
+                <w:szCs w:val="18"/>
+              </w:rPr>
             </w:r>
             <w:proofErr w:type="spellStart"/>
             <w:r>
@@ -1562,7 +1568,6 @@
                 <w:sz w:val="18"/>
                 <w:szCs w:val="18"/>
               </w:rPr>
-              <w:t>Dizi</w:t>
             </w:r>
             <w:proofErr w:type="spellEnd"/>
             <w:r>
@@ -1572,7 +1577,6 @@
                 <w:sz w:val="18"/>
                 <w:szCs w:val="18"/>
               </w:rPr>
-              <w:t xml:space="preserve"> + dominio </w:t>
             </w:r>
             <w:proofErr w:type="spellStart"/>
             <w:proofErr w:type="gramStart"/>
@@ -1583,7 +1587,6 @@
                 <w:sz w:val="18"/>
                 <w:szCs w:val="18"/>
               </w:rPr>
-              <w:t>dizi.idenza</w:t>
             </w:r>
             <w:proofErr w:type="gramEnd"/>
             <w:r>
@@ -1593,7 +1596,132 @@
                 <w:sz w:val="18"/>
                 <w:szCs w:val="18"/>
               </w:rPr>
-              <w:t>.site</w:t>
+            </w:r>
+            <w:proofErr w:type="spellEnd"/>
+          </w:p>
+          <w:p>
+            <w:pPr>
+              <w:spacing w:before="40" w:after="20"/>
+              <w:ind w:left="160"/>
+            </w:pPr>
+            <w:r>
+              <w:rPr>
+                <w:rFonts w:ascii="Arial" w:eastAsia="Arial" w:hAnsi="Arial" w:cs="Arial"/>
+                <w:b/>
+                <w:bCs/>
+                <w:color w:val="0277BD"/>
+                <w:sz w:val="18"/>
+                <w:szCs w:val="18"/>
+              </w:rPr>
+              <w:t>• Base de clientes pagando (prueba social)</w:t>
+            </w:r>
+            <w:r>
+              <w:rPr>
+                <w:rFonts w:ascii="Arial" w:eastAsia="Arial" w:hAnsi="Arial" w:cs="Arial"/>
+                <w:color w:val="1A1A1A"/>
+                <w:sz w:val="18"/>
+                <w:szCs w:val="18"/>
+              </w:rPr>
+            </w:r>
+            <w:proofErr w:type="spellStart"/>
+            <w:r>
+              <w:rPr>
+                <w:rFonts w:ascii="Arial" w:eastAsia="Arial" w:hAnsi="Arial" w:cs="Arial"/>
+                <w:color w:val="1A1A1A"/>
+                <w:sz w:val="18"/>
+                <w:szCs w:val="18"/>
+              </w:rPr>
+            </w:r>
+            <w:proofErr w:type="spellEnd"/>
+            <w:r>
+              <w:rPr>
+                <w:rFonts w:ascii="Arial" w:eastAsia="Arial" w:hAnsi="Arial" w:cs="Arial"/>
+                <w:color w:val="1A1A1A"/>
+                <w:sz w:val="18"/>
+                <w:szCs w:val="18"/>
+              </w:rPr>
+            </w:r>
+            <w:proofErr w:type="spellStart"/>
+            <w:proofErr w:type="gramStart"/>
+            <w:r>
+              <w:rPr>
+                <w:rFonts w:ascii="Arial" w:eastAsia="Arial" w:hAnsi="Arial" w:cs="Arial"/>
+                <w:color w:val="1A1A1A"/>
+                <w:sz w:val="18"/>
+                <w:szCs w:val="18"/>
+              </w:rPr>
+            </w:r>
+            <w:proofErr w:type="gramEnd"/>
+            <w:r>
+              <w:rPr>
+                <w:rFonts w:ascii="Arial" w:eastAsia="Arial" w:hAnsi="Arial" w:cs="Arial"/>
+                <w:color w:val="1A1A1A"/>
+                <w:sz w:val="18"/>
+                <w:szCs w:val="18"/>
+              </w:rPr>
+            </w:r>
+            <w:proofErr w:type="spellEnd"/>
+          </w:p>
+          <w:p>
+            <w:pPr>
+              <w:spacing w:before="40" w:after="20"/>
+              <w:ind w:left="160"/>
+            </w:pPr>
+            <w:r>
+              <w:rPr>
+                <w:rFonts w:ascii="Arial" w:eastAsia="Arial" w:hAnsi="Arial" w:cs="Arial"/>
+                <w:b/>
+                <w:bCs/>
+                <w:color w:val="0277BD"/>
+                <w:sz w:val="18"/>
+                <w:szCs w:val="18"/>
+              </w:rPr>
+              <w:t>• Marca Dizi + dominio dizi.idenza.site</w:t>
+            </w:r>
+            <w:r>
+              <w:rPr>
+                <w:rFonts w:ascii="Arial" w:eastAsia="Arial" w:hAnsi="Arial" w:cs="Arial"/>
+                <w:color w:val="1A1A1A"/>
+                <w:sz w:val="18"/>
+                <w:szCs w:val="18"/>
+              </w:rPr>
+            </w:r>
+            <w:proofErr w:type="spellStart"/>
+            <w:r>
+              <w:rPr>
+                <w:rFonts w:ascii="Arial" w:eastAsia="Arial" w:hAnsi="Arial" w:cs="Arial"/>
+                <w:color w:val="1A1A1A"/>
+                <w:sz w:val="18"/>
+                <w:szCs w:val="18"/>
+              </w:rPr>
+            </w:r>
+            <w:proofErr w:type="spellEnd"/>
+            <w:r>
+              <w:rPr>
+                <w:rFonts w:ascii="Arial" w:eastAsia="Arial" w:hAnsi="Arial" w:cs="Arial"/>
+                <w:color w:val="1A1A1A"/>
+                <w:sz w:val="18"/>
+                <w:szCs w:val="18"/>
+              </w:rPr>
+            </w:r>
+            <w:proofErr w:type="spellStart"/>
+            <w:proofErr w:type="gramStart"/>
+            <w:r>
+              <w:rPr>
+                <w:rFonts w:ascii="Arial" w:eastAsia="Arial" w:hAnsi="Arial" w:cs="Arial"/>
+                <w:color w:val="1A1A1A"/>
+                <w:sz w:val="18"/>
+                <w:szCs w:val="18"/>
+              </w:rPr>
+            </w:r>
+            <w:proofErr w:type="gramEnd"/>
+            <w:r>
+              <w:rPr>
+                <w:rFonts w:ascii="Arial" w:eastAsia="Arial" w:hAnsi="Arial" w:cs="Arial"/>
+                <w:color w:val="1A1A1A"/>
+                <w:sz w:val="18"/>
+                <w:szCs w:val="18"/>
+              </w:rPr>
             </w:r>
             <w:proofErr w:type="spellEnd"/>
           </w:p>
@@ -1657,16 +1785,15 @@
                 <w:sz w:val="18"/>
                 <w:szCs w:val="18"/>
               </w:rPr>
-              <w:t xml:space="preserve">• </w:t>
-            </w:r>
-            <w:r>
-              <w:rPr>
-                <w:rFonts w:ascii="Arial" w:eastAsia="Arial" w:hAnsi="Arial" w:cs="Arial"/>
-                <w:color w:val="1A1A1A"/>
-                <w:sz w:val="18"/>
-                <w:szCs w:val="18"/>
-              </w:rPr>
-              <w:t>Facebook orgánico (posts + carrusel)</w:t>
+              <w:t>• Loop viral PLG: anuncio nativo Dizi en cada catálogo</w:t>
+            </w:r>
+            <w:r>
+              <w:rPr>
+                <w:rFonts w:ascii="Arial" w:eastAsia="Arial" w:hAnsi="Arial" w:cs="Arial"/>
+                <w:color w:val="1A1A1A"/>
+                <w:sz w:val="18"/>
+                <w:szCs w:val="18"/>
+              </w:rPr>
             </w:r>
           </w:p>
           <w:p>
@@ -1683,16 +1810,15 @@
                 <w:sz w:val="18"/>
                 <w:szCs w:val="18"/>
               </w:rPr>
-              <w:t xml:space="preserve">• </w:t>
-            </w:r>
-            <w:r>
-              <w:rPr>
-                <w:rFonts w:ascii="Arial" w:eastAsia="Arial" w:hAnsi="Arial" w:cs="Arial"/>
-                <w:color w:val="1A1A1A"/>
-                <w:sz w:val="18"/>
-                <w:szCs w:val="18"/>
-              </w:rPr>
-              <w:t xml:space="preserve">Facebook </w:t>
+              <w:t>• Referidos: enlace ?ref= de cada tienda (boca a boca)</w:t>
+            </w:r>
+            <w:r>
+              <w:rPr>
+                <w:rFonts w:ascii="Arial" w:eastAsia="Arial" w:hAnsi="Arial" w:cs="Arial"/>
+                <w:color w:val="1A1A1A"/>
+                <w:sz w:val="18"/>
+                <w:szCs w:val="18"/>
+              </w:rPr>
             </w:r>
             <w:proofErr w:type="spellStart"/>
             <w:r>
@@ -1702,7 +1828,6 @@
                 <w:sz w:val="18"/>
                 <w:szCs w:val="18"/>
               </w:rPr>
-              <w:t>Ads</w:t>
             </w:r>
             <w:proofErr w:type="spellEnd"/>
             <w:r>
@@ -1712,7 +1837,6 @@
                 <w:sz w:val="18"/>
                 <w:szCs w:val="18"/>
               </w:rPr>
-              <w:t xml:space="preserve"> (Lima Norte, restaurantes)</w:t>
             </w:r>
           </w:p>
           <w:p>
@@ -1729,16 +1853,15 @@
                 <w:sz w:val="18"/>
                 <w:szCs w:val="18"/>
               </w:rPr>
-              <w:t xml:space="preserve">• </w:t>
-            </w:r>
-            <w:r>
-              <w:rPr>
-                <w:rFonts w:ascii="Arial" w:eastAsia="Arial" w:hAnsi="Arial" w:cs="Arial"/>
-                <w:color w:val="1A1A1A"/>
-                <w:sz w:val="18"/>
-                <w:szCs w:val="18"/>
-              </w:rPr>
-              <w:t>WhatsApp directo (venta 1 a 1)</w:t>
+              <w:t>• Facebook orgánico + Facebook Ads (Lima Norte)</w:t>
+            </w:r>
+            <w:r>
+              <w:rPr>
+                <w:rFonts w:ascii="Arial" w:eastAsia="Arial" w:hAnsi="Arial" w:cs="Arial"/>
+                <w:color w:val="1A1A1A"/>
+                <w:sz w:val="18"/>
+                <w:szCs w:val="18"/>
+              </w:rPr>
             </w:r>
           </w:p>
           <w:p>
@@ -1755,7 +1878,7 @@
                 <w:sz w:val="18"/>
                 <w:szCs w:val="18"/>
               </w:rPr>
-              <w:t xml:space="preserve">• </w:t>
+              <w:t>• WhatsApp directo (venta 1 a 1)</w:t>
             </w:r>
             <w:proofErr w:type="spellStart"/>
             <w:r>
@@ -1765,7 +1888,6 @@
                 <w:sz w:val="18"/>
                 <w:szCs w:val="18"/>
               </w:rPr>
-              <w:t>Idenza</w:t>
             </w:r>
             <w:proofErr w:type="spellEnd"/>
             <w:r>
@@ -1775,7 +1897,6 @@
                 <w:sz w:val="18"/>
                 <w:szCs w:val="18"/>
               </w:rPr>
-              <w:t xml:space="preserve"> como canal de referidos</w:t>
             </w:r>
           </w:p>
           <w:p>
@@ -1792,16 +1913,15 @@
                 <w:sz w:val="18"/>
                 <w:szCs w:val="18"/>
               </w:rPr>
-              <w:t xml:space="preserve">• </w:t>
-            </w:r>
-            <w:r>
-              <w:rPr>
-                <w:rFonts w:ascii="Arial" w:eastAsia="Arial" w:hAnsi="Arial" w:cs="Arial"/>
-                <w:color w:val="1A1A1A"/>
-                <w:sz w:val="18"/>
-                <w:szCs w:val="18"/>
-              </w:rPr>
-              <w:t>Instagram (florería, ropa)</w:t>
+              <w:t>• Idenza como canal de referidos / revendedor</w:t>
+            </w:r>
+            <w:r>
+              <w:rPr>
+                <w:rFonts w:ascii="Arial" w:eastAsia="Arial" w:hAnsi="Arial" w:cs="Arial"/>
+                <w:color w:val="1A1A1A"/>
+                <w:sz w:val="18"/>
+                <w:szCs w:val="18"/>
+              </w:rPr>
             </w:r>
           </w:p>
           <w:p>
@@ -1818,16 +1938,15 @@
                 <w:sz w:val="18"/>
                 <w:szCs w:val="18"/>
               </w:rPr>
-              <w:t xml:space="preserve">• </w:t>
-            </w:r>
-            <w:r>
-              <w:rPr>
-                <w:rFonts w:ascii="Arial" w:eastAsia="Arial" w:hAnsi="Arial" w:cs="Arial"/>
-                <w:color w:val="1A1A1A"/>
-                <w:sz w:val="18"/>
-                <w:szCs w:val="18"/>
-              </w:rPr>
-              <w:t>Grupos de emprendedores en Lima</w:t>
+              <w:t>• Instagram (florería, ropa) y grupos de emprendedores</w:t>
+            </w:r>
+            <w:r>
+              <w:rPr>
+                <w:rFonts w:ascii="Arial" w:eastAsia="Arial" w:hAnsi="Arial" w:cs="Arial"/>
+                <w:color w:val="1A1A1A"/>
+                <w:sz w:val="18"/>
+                <w:szCs w:val="18"/>
+              </w:rPr>
             </w:r>
           </w:p>
         </w:tc>
@@ -2205,16 +2324,15 @@
                 <w:sz w:val="18"/>
                 <w:szCs w:val="18"/>
               </w:rPr>
-              <w:t xml:space="preserve">• </w:t>
-            </w:r>
-            <w:r>
-              <w:rPr>
-                <w:rFonts w:ascii="Arial" w:eastAsia="Arial" w:hAnsi="Arial" w:cs="Arial"/>
-                <w:color w:val="1A1A1A"/>
-                <w:sz w:val="18"/>
-                <w:szCs w:val="18"/>
-              </w:rPr>
-              <w:t>Plan Semilla: S/0/mes (</w:t>
+              <w:t>• Plan Semilla: S/0/mes (freemium, hasta 7 productos — genera leads)</w:t>
+            </w:r>
+            <w:r>
+              <w:rPr>
+                <w:rFonts w:ascii="Arial" w:eastAsia="Arial" w:hAnsi="Arial" w:cs="Arial"/>
+                <w:color w:val="1A1A1A"/>
+                <w:sz w:val="18"/>
+                <w:szCs w:val="18"/>
+              </w:rPr>
             </w:r>
             <w:proofErr w:type="spellStart"/>
             <w:r>
@@ -2224,7 +2342,6 @@
                 <w:sz w:val="18"/>
                 <w:szCs w:val="18"/>
               </w:rPr>
-              <w:t>freemium</w:t>
             </w:r>
             <w:proofErr w:type="spellEnd"/>
             <w:r>
@@ -2234,7 +2351,6 @@
                 <w:sz w:val="18"/>
                 <w:szCs w:val="18"/>
               </w:rPr>
-              <w:t>, hasta 7 productos — genera leads)</w:t>
             </w:r>
           </w:p>
           <w:p>
@@ -2268,16 +2384,15 @@
                 <w:sz w:val="18"/>
                 <w:szCs w:val="18"/>
               </w:rPr>
-              <w:t xml:space="preserve">• </w:t>
-            </w:r>
-            <w:r>
-              <w:rPr>
-                <w:rFonts w:ascii="Arial" w:eastAsia="Arial" w:hAnsi="Arial" w:cs="Arial"/>
-                <w:color w:val="1A1A1A"/>
-                <w:sz w:val="18"/>
-                <w:szCs w:val="18"/>
-              </w:rPr>
-              <w:t>Plan Pro: S/14.90/mes (hasta 200 productos + modelos premium)</w:t>
+              <w:t>• Plan Pro: S/14.90/mes (hasta 200 productos + modelos premium)</w:t>
+            </w:r>
+            <w:r>
+              <w:rPr>
+                <w:rFonts w:ascii="Arial" w:eastAsia="Arial" w:hAnsi="Arial" w:cs="Arial"/>
+                <w:color w:val="1A1A1A"/>
+                <w:sz w:val="18"/>
+                <w:szCs w:val="18"/>
+              </w:rPr>
             </w:r>
           </w:p>
           <w:p>
@@ -2294,16 +2409,15 @@
                 <w:sz w:val="18"/>
                 <w:szCs w:val="18"/>
               </w:rPr>
-              <w:t xml:space="preserve">• </w:t>
-            </w:r>
-            <w:r>
-              <w:rPr>
-                <w:rFonts w:ascii="Arial" w:eastAsia="Arial" w:hAnsi="Arial" w:cs="Arial"/>
-                <w:color w:val="1A1A1A"/>
-                <w:sz w:val="18"/>
-                <w:szCs w:val="18"/>
-              </w:rPr>
-              <w:t>Plan Ilimitado: S/34.90/mes (productos ilimitados + todos los modelos)</w:t>
+              <w:t>• Plan Ilimitado: S/34.90/mes (productos ilimitados + todos los modelos)</w:t>
+            </w:r>
+            <w:r>
+              <w:rPr>
+                <w:rFonts w:ascii="Arial" w:eastAsia="Arial" w:hAnsi="Arial" w:cs="Arial"/>
+                <w:color w:val="1A1A1A"/>
+                <w:sz w:val="18"/>
+                <w:szCs w:val="18"/>
+              </w:rPr>
             </w:r>
           </w:p>
           <w:p>
@@ -2320,16 +2434,15 @@
                 <w:sz w:val="18"/>
                 <w:szCs w:val="18"/>
               </w:rPr>
-              <w:t xml:space="preserve">• </w:t>
-            </w:r>
-            <w:r>
-              <w:rPr>
-                <w:rFonts w:ascii="Arial" w:eastAsia="Arial" w:hAnsi="Arial" w:cs="Arial"/>
-                <w:color w:val="1A1A1A"/>
-                <w:sz w:val="18"/>
-                <w:szCs w:val="18"/>
-              </w:rPr>
-              <w:t>Modelo: suscripción mensual recurrente (MRR)</w:t>
+              <w:t>• Modelo: suscripción mensual recurrente (MRR)</w:t>
+            </w:r>
+            <w:r>
+              <w:rPr>
+                <w:rFonts w:ascii="Arial" w:eastAsia="Arial" w:hAnsi="Arial" w:cs="Arial"/>
+                <w:color w:val="1A1A1A"/>
+                <w:sz w:val="18"/>
+                <w:szCs w:val="18"/>
+              </w:rPr>
             </w:r>
           </w:p>
           <w:p>
@@ -2346,7 +2459,7 @@
                 <w:sz w:val="18"/>
                 <w:szCs w:val="18"/>
               </w:rPr>
-              <w:t xml:space="preserve">• </w:t>
+              <w:t>• Crecimiento PLG: referidos premian con TIEMPO (30 días), no efectivo</w:t>
             </w:r>
             <w:proofErr w:type="gramStart"/>
             <w:r>
@@ -2356,7 +2469,6 @@
                 <w:sz w:val="18"/>
                 <w:szCs w:val="18"/>
               </w:rPr>
-              <w:t>Meta Fase</w:t>
             </w:r>
             <w:proofErr w:type="gramEnd"/>
             <w:r>
@@ -2366,7 +2478,6 @@
                 <w:sz w:val="18"/>
                 <w:szCs w:val="18"/>
               </w:rPr>
-              <w:t xml:space="preserve"> 1: 10 clientes × ~S/12 </w:t>
             </w:r>
             <w:proofErr w:type="spellStart"/>
             <w:r>
@@ -2376,7 +2487,6 @@
                 <w:sz w:val="18"/>
                 <w:szCs w:val="18"/>
               </w:rPr>
-              <w:t>prom</w:t>
             </w:r>
             <w:proofErr w:type="spellEnd"/>
             <w:r>
@@ -2386,7 +2496,6 @@
                 <w:sz w:val="18"/>
                 <w:szCs w:val="18"/>
               </w:rPr>
-              <w:t>. = ~S/120 MRR</w:t>
             </w:r>
           </w:p>
           <w:p>
@@ -2403,7 +2512,7 @@
                 <w:sz w:val="18"/>
                 <w:szCs w:val="18"/>
               </w:rPr>
-              <w:t xml:space="preserve">• </w:t>
+              <w:t>• Meta Fase 1: 10 clientes × ~S/12 prom. = ~S/120 MRR</w:t>
             </w:r>
             <w:proofErr w:type="gramStart"/>
             <w:r>
@@ -2413,7 +2522,6 @@
                 <w:sz w:val="18"/>
                 <w:szCs w:val="18"/>
               </w:rPr>
-              <w:t>Meta Fase</w:t>
             </w:r>
             <w:proofErr w:type="gramEnd"/>
             <w:r>
@@ -2423,7 +2531,6 @@
                 <w:sz w:val="18"/>
                 <w:szCs w:val="18"/>
               </w:rPr>
-              <w:t xml:space="preserve"> 3: 100 clientes × ~S/15 </w:t>
             </w:r>
             <w:proofErr w:type="spellStart"/>
             <w:r>
@@ -2433,7 +2540,6 @@
                 <w:sz w:val="18"/>
                 <w:szCs w:val="18"/>
               </w:rPr>
-              <w:t>prom</w:t>
             </w:r>
             <w:proofErr w:type="spellEnd"/>
             <w:r>
@@ -2443,7 +2549,59 @@
                 <w:sz w:val="18"/>
                 <w:szCs w:val="18"/>
               </w:rPr>
-              <w:t>. = ~S/1,500 MRR</w:t>
+            </w:r>
+          </w:p>
+          <w:p>
+            <w:pPr>
+              <w:spacing w:before="40" w:after="20"/>
+              <w:ind w:left="160"/>
+            </w:pPr>
+            <w:r>
+              <w:rPr>
+                <w:rFonts w:ascii="Arial" w:eastAsia="Arial" w:hAnsi="Arial" w:cs="Arial"/>
+                <w:b/>
+                <w:bCs/>
+                <w:color w:val="1B5E20"/>
+                <w:sz w:val="18"/>
+                <w:szCs w:val="18"/>
+              </w:rPr>
+              <w:t>• Meta Fase 3: 100 clientes × ~S/15 prom. = ~S/1,500 MRR</w:t>
+            </w:r>
+            <w:proofErr w:type="gramStart"/>
+            <w:r>
+              <w:rPr>
+                <w:rFonts w:ascii="Arial" w:eastAsia="Arial" w:hAnsi="Arial" w:cs="Arial"/>
+                <w:color w:val="1A1A1A"/>
+                <w:sz w:val="18"/>
+                <w:szCs w:val="18"/>
+              </w:rPr>
+            </w:r>
+            <w:proofErr w:type="gramEnd"/>
+            <w:r>
+              <w:rPr>
+                <w:rFonts w:ascii="Arial" w:eastAsia="Arial" w:hAnsi="Arial" w:cs="Arial"/>
+                <w:color w:val="1A1A1A"/>
+                <w:sz w:val="18"/>
+                <w:szCs w:val="18"/>
+              </w:rPr>
+            </w:r>
+            <w:proofErr w:type="spellStart"/>
+            <w:r>
+              <w:rPr>
+                <w:rFonts w:ascii="Arial" w:eastAsia="Arial" w:hAnsi="Arial" w:cs="Arial"/>
+                <w:color w:val="1A1A1A"/>
+                <w:sz w:val="18"/>
+                <w:szCs w:val="18"/>
+              </w:rPr>
+            </w:r>
+            <w:proofErr w:type="spellEnd"/>
+            <w:r>
+              <w:rPr>
+                <w:rFonts w:ascii="Arial" w:eastAsia="Arial" w:hAnsi="Arial" w:cs="Arial"/>
+                <w:color w:val="1A1A1A"/>
+                <w:sz w:val="18"/>
+                <w:szCs w:val="18"/>
+              </w:rPr>
             </w:r>
           </w:p>
         </w:tc>
